--- a/manual/案件管理システム_操作ガイド_担当者用.docx
+++ b/manual/案件管理システム_操作ガイド_担当者用.docx
@@ -130,7 +130,7 @@
         </w:pBdr>
         <w:spacing w:after="240" w:before="0"/>
       </w:pPr>
-      <w:bookmarkStart w:name="_Toc20" w:id="20"/>
+      <w:bookmarkStart w:name="_Toc21" w:id="21"/>
       <w:r>
         <w:rPr>
           <w:rFonts w:ascii="Meiryo" w:cs="Meiryo" w:eastAsia="Meiryo" w:hAnsi="Meiryo"/>
@@ -142,7 +142,7 @@
         </w:rPr>
         <w:t xml:space="preserve">目次</w:t>
       </w:r>
-      <w:bookmarkEnd w:id="20"/>
+      <w:bookmarkEnd w:id="21"/>
     </w:p>
     <w:sdt>
       <w:sdtPr>
@@ -161,31 +161,9 @@
             <w:instrText xml:space="preserve">TOC \h \o "1-2"</w:instrText>
             <w:fldChar w:fldCharType="separate"/>
           </w:r>
-          <w:hyperlink w:history="1" w:anchor="_Toc20">
+          <w:hyperlink w:history="1" w:anchor="_Toc21">
             <w:r>
               <w:t xml:space="preserve">目次</w:t>
-            </w:r>
-            <w:r>
-              <w:tab/>
-            </w:r>
-            <w:r>
-              <w:fldChar w:fldCharType="begin" w:dirty="true"/>
-              <w:instrText xml:space="preserve">PAGEREF _Toc20 \h</w:instrText>
-              <w:fldChar w:fldCharType="separate"/>
-              <w:fldChar w:fldCharType="end"/>
-            </w:r>
-          </w:hyperlink>
-        </w:p>
-        <w:p>
-          <w:pPr>
-            <w:pStyle w:val="TOC1"/>
-            <w:tabs>
-              <w:tab w:val="right" w:pos="9638" w:leader="dot"/>
-            </w:tabs>
-          </w:pPr>
-          <w:hyperlink w:history="1" w:anchor="_Toc21">
-            <w:r>
-              <w:t xml:space="preserve">1. 全体の流れ</w:t>
             </w:r>
             <w:r>
               <w:tab/>
@@ -207,7 +185,7 @@
           </w:pPr>
           <w:hyperlink w:history="1" w:anchor="_Toc22">
             <w:r>
-              <w:t xml:space="preserve">2. いちばん最初にすること</w:t>
+              <w:t xml:space="preserve">1. 全体の流れ</w:t>
             </w:r>
             <w:r>
               <w:tab/>
@@ -222,14 +200,15 @@
         </w:p>
         <w:p>
           <w:pPr>
-            <w:pStyle w:val="TOC1"/>
+            <w:pStyle w:val="TOC2"/>
             <w:tabs>
               <w:tab w:val="right" w:pos="9638" w:leader="dot"/>
             </w:tabs>
+            <w:ind w:left="220"/>
           </w:pPr>
           <w:hyperlink w:history="1" w:anchor="_Toc23">
             <w:r>
-              <w:t xml:space="preserve">3. 新規受注を登録する</w:t>
+              <w:t xml:space="preserve">画面の色のきまり</w:t>
             </w:r>
             <w:r>
               <w:tab/>
@@ -251,7 +230,7 @@
           </w:pPr>
           <w:hyperlink w:history="1" w:anchor="_Toc24">
             <w:r>
-              <w:t xml:space="preserve">4. ① 簡易求人を入れて発注する</w:t>
+              <w:t xml:space="preserve">2. いちばん最初にすること</w:t>
             </w:r>
             <w:r>
               <w:tab/>
@@ -266,15 +245,14 @@
         </w:p>
         <w:p>
           <w:pPr>
-            <w:pStyle w:val="TOC2"/>
+            <w:pStyle w:val="TOC1"/>
             <w:tabs>
               <w:tab w:val="right" w:pos="9638" w:leader="dot"/>
             </w:tabs>
-            <w:ind w:left="220"/>
           </w:pPr>
           <w:hyperlink w:history="1" w:anchor="_Toc25">
             <w:r>
-              <w:t xml:space="preserve">原価率で分かれます</w:t>
+              <w:t xml:space="preserve">3. 新規受注を登録する</w:t>
             </w:r>
             <w:r>
               <w:tab/>
@@ -296,7 +274,7 @@
           </w:pPr>
           <w:hyperlink w:history="1" w:anchor="_Toc26">
             <w:r>
-              <w:t xml:space="preserve">5. ② 稟議を上申する</w:t>
+              <w:t xml:space="preserve">4. ① 簡易求人を入れて発注する</w:t>
             </w:r>
             <w:r>
               <w:tab/>
@@ -319,7 +297,7 @@
           </w:pPr>
           <w:hyperlink w:history="1" w:anchor="_Toc27">
             <w:r>
-              <w:t xml:space="preserve">差し戻されたら</w:t>
+              <w:t xml:space="preserve">原価率で分かれます</w:t>
             </w:r>
             <w:r>
               <w:tab/>
@@ -327,6 +305,28 @@
             <w:r>
               <w:fldChar w:fldCharType="begin" w:dirty="true"/>
               <w:instrText xml:space="preserve">PAGEREF _Toc27 \h</w:instrText>
+              <w:fldChar w:fldCharType="separate"/>
+              <w:fldChar w:fldCharType="end"/>
+            </w:r>
+          </w:hyperlink>
+        </w:p>
+        <w:p>
+          <w:pPr>
+            <w:pStyle w:val="TOC1"/>
+            <w:tabs>
+              <w:tab w:val="right" w:pos="9638" w:leader="dot"/>
+            </w:tabs>
+          </w:pPr>
+          <w:hyperlink w:history="1" w:anchor="_Toc28">
+            <w:r>
+              <w:t xml:space="preserve">5. ② 稟議を上申する</w:t>
+            </w:r>
+            <w:r>
+              <w:tab/>
+            </w:r>
+            <w:r>
+              <w:fldChar w:fldCharType="begin" w:dirty="true"/>
+              <w:instrText xml:space="preserve">PAGEREF _Toc28 \h</w:instrText>
               <w:fldChar w:fldCharType="separate"/>
               <w:fldChar w:fldCharType="end"/>
             </w:r>
@@ -340,16 +340,16 @@
             </w:tabs>
             <w:ind w:left="220"/>
           </w:pPr>
-          <w:hyperlink w:history="1" w:anchor="_Toc28">
-            <w:r>
-              <w:t xml:space="preserve">いま誰が承認したか</w:t>
+          <w:hyperlink w:history="1" w:anchor="_Toc29">
+            <w:r>
+              <w:t xml:space="preserve">差し戻されたら</w:t>
             </w:r>
             <w:r>
               <w:tab/>
             </w:r>
             <w:r>
               <w:fldChar w:fldCharType="begin" w:dirty="true"/>
-              <w:instrText xml:space="preserve">PAGEREF _Toc28 \h</w:instrText>
+              <w:instrText xml:space="preserve">PAGEREF _Toc29 \h</w:instrText>
               <w:fldChar w:fldCharType="separate"/>
               <w:fldChar w:fldCharType="end"/>
             </w:r>
@@ -357,36 +357,15 @@
         </w:p>
         <w:p>
           <w:pPr>
-            <w:pStyle w:val="TOC1"/>
+            <w:pStyle w:val="TOC2"/>
             <w:tabs>
               <w:tab w:val="right" w:pos="9638" w:leader="dot"/>
             </w:tabs>
-          </w:pPr>
-          <w:hyperlink w:history="1" w:anchor="_Toc29">
-            <w:r>
-              <w:t xml:space="preserve">6. ③ 詳細・勤務説明を入力する</w:t>
-            </w:r>
-            <w:r>
-              <w:tab/>
-            </w:r>
-            <w:r>
-              <w:fldChar w:fldCharType="begin" w:dirty="true"/>
-              <w:instrText xml:space="preserve">PAGEREF _Toc29 \h</w:instrText>
-              <w:fldChar w:fldCharType="separate"/>
-              <w:fldChar w:fldCharType="end"/>
-            </w:r>
-          </w:hyperlink>
-        </w:p>
-        <w:p>
-          <w:pPr>
-            <w:pStyle w:val="TOC1"/>
-            <w:tabs>
-              <w:tab w:val="right" w:pos="9638" w:leader="dot"/>
-            </w:tabs>
+            <w:ind w:left="220"/>
           </w:pPr>
           <w:hyperlink w:history="1" w:anchor="_Toc30">
             <w:r>
-              <w:t xml:space="preserve">7. 現場実態を残す</w:t>
+              <w:t xml:space="preserve">いま誰が承認したか</w:t>
             </w:r>
             <w:r>
               <w:tab/>
@@ -408,7 +387,7 @@
           </w:pPr>
           <w:hyperlink w:history="1" w:anchor="_Toc31">
             <w:r>
-              <w:t xml:space="preserve">8. 課題と対応を残す</w:t>
+              <w:t xml:space="preserve">6. ③ 詳細・勤務説明を入力する</w:t>
             </w:r>
             <w:r>
               <w:tab/>
@@ -430,7 +409,7 @@
           </w:pPr>
           <w:hyperlink w:history="1" w:anchor="_Toc32">
             <w:r>
-              <w:t xml:space="preserve">9. 書類を印刷する</w:t>
+              <w:t xml:space="preserve">7. 現場実態を残す</w:t>
             </w:r>
             <w:r>
               <w:tab/>
@@ -452,7 +431,7 @@
           </w:pPr>
           <w:hyperlink w:history="1" w:anchor="_Toc33">
             <w:r>
-              <w:t xml:space="preserve">10. 求人管理を見る</w:t>
+              <w:t xml:space="preserve">8. 課題と対応を残す</w:t>
             </w:r>
             <w:r>
               <w:tab/>
@@ -474,7 +453,7 @@
           </w:pPr>
           <w:hyperlink w:history="1" w:anchor="_Toc34">
             <w:r>
-              <w:t xml:space="preserve">11. 成績ボードにCSVを取り込む</w:t>
+              <w:t xml:space="preserve">9. 書類を印刷する</w:t>
             </w:r>
             <w:r>
               <w:tab/>
@@ -489,15 +468,14 @@
         </w:p>
         <w:p>
           <w:pPr>
-            <w:pStyle w:val="TOC2"/>
+            <w:pStyle w:val="TOC1"/>
             <w:tabs>
               <w:tab w:val="right" w:pos="9638" w:leader="dot"/>
             </w:tabs>
-            <w:ind w:left="220"/>
           </w:pPr>
           <w:hyperlink w:history="1" w:anchor="_Toc35">
             <w:r>
-              <w:t xml:space="preserve">取り込みかた</w:t>
+              <w:t xml:space="preserve">10. 求人管理を見る</w:t>
             </w:r>
             <w:r>
               <w:tab/>
@@ -519,7 +497,7 @@
           </w:pPr>
           <w:hyperlink w:history="1" w:anchor="_Toc36">
             <w:r>
-              <w:t xml:space="preserve">12. LINEで通知を受け取る</w:t>
+              <w:t xml:space="preserve">11. 成績ボードにCSVを取り込む</w:t>
             </w:r>
             <w:r>
               <w:tab/>
@@ -542,7 +520,7 @@
           </w:pPr>
           <w:hyperlink w:history="1" w:anchor="_Toc37">
             <w:r>
-              <w:t xml:space="preserve">受け取るには</w:t>
+              <w:t xml:space="preserve">取り込みかた</w:t>
             </w:r>
             <w:r>
               <w:tab/>
@@ -550,6 +528,28 @@
             <w:r>
               <w:fldChar w:fldCharType="begin" w:dirty="true"/>
               <w:instrText xml:space="preserve">PAGEREF _Toc37 \h</w:instrText>
+              <w:fldChar w:fldCharType="separate"/>
+              <w:fldChar w:fldCharType="end"/>
+            </w:r>
+          </w:hyperlink>
+        </w:p>
+        <w:p>
+          <w:pPr>
+            <w:pStyle w:val="TOC1"/>
+            <w:tabs>
+              <w:tab w:val="right" w:pos="9638" w:leader="dot"/>
+            </w:tabs>
+          </w:pPr>
+          <w:hyperlink w:history="1" w:anchor="_Toc38">
+            <w:r>
+              <w:t xml:space="preserve">12. LINEで通知を受け取る</w:t>
+            </w:r>
+            <w:r>
+              <w:tab/>
+            </w:r>
+            <w:r>
+              <w:fldChar w:fldCharType="begin" w:dirty="true"/>
+              <w:instrText xml:space="preserve">PAGEREF _Toc38 \h</w:instrText>
               <w:fldChar w:fldCharType="separate"/>
               <w:fldChar w:fldCharType="end"/>
             </w:r>
@@ -563,7 +563,30 @@
             </w:tabs>
             <w:ind w:left="220"/>
           </w:pPr>
-          <w:hyperlink w:history="1" w:anchor="_Toc38">
+          <w:hyperlink w:history="1" w:anchor="_Toc39">
+            <w:r>
+              <w:t xml:space="preserve">受け取るには</w:t>
+            </w:r>
+            <w:r>
+              <w:tab/>
+            </w:r>
+            <w:r>
+              <w:fldChar w:fldCharType="begin" w:dirty="true"/>
+              <w:instrText xml:space="preserve">PAGEREF _Toc39 \h</w:instrText>
+              <w:fldChar w:fldCharType="separate"/>
+              <w:fldChar w:fldCharType="end"/>
+            </w:r>
+          </w:hyperlink>
+        </w:p>
+        <w:p>
+          <w:pPr>
+            <w:pStyle w:val="TOC2"/>
+            <w:tabs>
+              <w:tab w:val="right" w:pos="9638" w:leader="dot"/>
+            </w:tabs>
+            <w:ind w:left="220"/>
+          </w:pPr>
+          <w:hyperlink w:history="1" w:anchor="_Toc40">
             <w:r>
               <w:t xml:space="preserve">届くメッセージ</w:t>
             </w:r>
@@ -572,7 +595,30 @@
             </w:r>
             <w:r>
               <w:fldChar w:fldCharType="begin" w:dirty="true"/>
-              <w:instrText xml:space="preserve">PAGEREF _Toc38 \h</w:instrText>
+              <w:instrText xml:space="preserve">PAGEREF _Toc40 \h</w:instrText>
+              <w:fldChar w:fldCharType="separate"/>
+              <w:fldChar w:fldCharType="end"/>
+            </w:r>
+          </w:hyperlink>
+        </w:p>
+        <w:p>
+          <w:pPr>
+            <w:pStyle w:val="TOC2"/>
+            <w:tabs>
+              <w:tab w:val="right" w:pos="9638" w:leader="dot"/>
+            </w:tabs>
+            <w:ind w:left="220"/>
+          </w:pPr>
+          <w:hyperlink w:history="1" w:anchor="_Toc41">
+            <w:r>
+              <w:t xml:space="preserve">印の意味</w:t>
+            </w:r>
+            <w:r>
+              <w:tab/>
+            </w:r>
+            <w:r>
+              <w:fldChar w:fldCharType="begin" w:dirty="true"/>
+              <w:instrText xml:space="preserve">PAGEREF _Toc41 \h</w:instrText>
               <w:fldChar w:fldCharType="separate"/>
               <w:fldChar w:fldCharType="end"/>
             </w:r>
@@ -585,7 +631,7 @@
               <w:tab w:val="right" w:pos="9638" w:leader="dot"/>
             </w:tabs>
           </w:pPr>
-          <w:hyperlink w:history="1" w:anchor="_Toc39">
+          <w:hyperlink w:history="1" w:anchor="_Toc42">
             <w:r>
               <w:t xml:space="preserve">13. 困ったとき</w:t>
             </w:r>
@@ -594,7 +640,7 @@
             </w:r>
             <w:r>
               <w:fldChar w:fldCharType="begin" w:dirty="true"/>
-              <w:instrText xml:space="preserve">PAGEREF _Toc39 \h</w:instrText>
+              <w:instrText xml:space="preserve">PAGEREF _Toc42 \h</w:instrText>
               <w:fldChar w:fldCharType="separate"/>
               <w:fldChar w:fldCharType="end"/>
             </w:r>
@@ -634,7 +680,7 @@
         </w:pBdr>
         <w:spacing w:after="240" w:before="0"/>
       </w:pPr>
-      <w:bookmarkStart w:name="_Toc21" w:id="21"/>
+      <w:bookmarkStart w:name="_Toc22" w:id="22"/>
       <w:r>
         <w:rPr>
           <w:rFonts w:ascii="Meiryo" w:cs="Meiryo" w:eastAsia="Meiryo" w:hAnsi="Meiryo"/>
@@ -646,7 +692,7 @@
         </w:rPr>
         <w:t xml:space="preserve">1. 全体の流れ</w:t>
       </w:r>
-      <w:bookmarkEnd w:id="21"/>
+      <w:bookmarkEnd w:id="22"/>
     </w:p>
     <w:p>
       <w:pPr>
@@ -719,7 +765,16 @@
                 <w:sz w:val="21"/>
                 <w:szCs w:val="21"/>
               </w:rPr>
-              <w:t xml:space="preserve">　↓</w:t>
+              <w:t xml:space="preserve">　</w:t>
+            </w:r>
+            <w:r>
+              <w:rPr>
+                <w:rFonts w:ascii="Segoe UI Emoji" w:cs="Segoe UI Emoji" w:eastAsia="Segoe UI Emoji" w:hAnsi="Segoe UI Emoji"/>
+                <w:color w:val="1D2B2A"/>
+                <w:sz w:val="21"/>
+                <w:szCs w:val="21"/>
+              </w:rPr>
+              <w:t xml:space="preserve">↓</w:t>
             </w:r>
           </w:p>
           <w:p>
@@ -728,12 +783,39 @@
             </w:pPr>
             <w:r>
               <w:rPr>
-                <w:rFonts w:ascii="Meiryo" w:cs="Meiryo" w:eastAsia="Meiryo" w:hAnsi="Meiryo"/>
-                <w:color w:val="1D2B2A"/>
-                <w:sz w:val="21"/>
-                <w:szCs w:val="21"/>
-              </w:rPr>
-              <w:t xml:space="preserve">① 簡易求人を入力　→　RDへ発注（原価率が65%以下ならここで出せます）</w:t>
+                <w:rFonts w:ascii="Segoe UI Emoji" w:cs="Segoe UI Emoji" w:eastAsia="Segoe UI Emoji" w:hAnsi="Segoe UI Emoji"/>
+                <w:color w:val="1D2B2A"/>
+                <w:sz w:val="21"/>
+                <w:szCs w:val="21"/>
+              </w:rPr>
+              <w:t xml:space="preserve">①</w:t>
+            </w:r>
+            <w:r>
+              <w:rPr>
+                <w:rFonts w:ascii="Meiryo" w:cs="Meiryo" w:eastAsia="Meiryo" w:hAnsi="Meiryo"/>
+                <w:color w:val="1D2B2A"/>
+                <w:sz w:val="21"/>
+                <w:szCs w:val="21"/>
+              </w:rPr>
+              <w:t xml:space="preserve"> 簡易求人を入力　</w:t>
+            </w:r>
+            <w:r>
+              <w:rPr>
+                <w:rFonts w:ascii="Segoe UI Emoji" w:cs="Segoe UI Emoji" w:eastAsia="Segoe UI Emoji" w:hAnsi="Segoe UI Emoji"/>
+                <w:color w:val="1D2B2A"/>
+                <w:sz w:val="21"/>
+                <w:szCs w:val="21"/>
+              </w:rPr>
+              <w:t xml:space="preserve">→</w:t>
+            </w:r>
+            <w:r>
+              <w:rPr>
+                <w:rFonts w:ascii="Meiryo" w:cs="Meiryo" w:eastAsia="Meiryo" w:hAnsi="Meiryo"/>
+                <w:color w:val="1D2B2A"/>
+                <w:sz w:val="21"/>
+                <w:szCs w:val="21"/>
+              </w:rPr>
+              <w:t xml:space="preserve">　RDへ発注（原価率が65%以下ならここで出せます）</w:t>
             </w:r>
           </w:p>
           <w:p>
@@ -747,7 +829,16 @@
                 <w:sz w:val="21"/>
                 <w:szCs w:val="21"/>
               </w:rPr>
-              <w:t xml:space="preserve">　↓</w:t>
+              <w:t xml:space="preserve">　</w:t>
+            </w:r>
+            <w:r>
+              <w:rPr>
+                <w:rFonts w:ascii="Segoe UI Emoji" w:cs="Segoe UI Emoji" w:eastAsia="Segoe UI Emoji" w:hAnsi="Segoe UI Emoji"/>
+                <w:color w:val="1D2B2A"/>
+                <w:sz w:val="21"/>
+                <w:szCs w:val="21"/>
+              </w:rPr>
+              <w:t xml:space="preserve">↓</w:t>
             </w:r>
           </w:p>
           <w:p>
@@ -756,12 +847,39 @@
             </w:pPr>
             <w:r>
               <w:rPr>
-                <w:rFonts w:ascii="Meiryo" w:cs="Meiryo" w:eastAsia="Meiryo" w:hAnsi="Meiryo"/>
-                <w:color w:val="1D2B2A"/>
-                <w:sz w:val="21"/>
-                <w:szCs w:val="21"/>
-              </w:rPr>
-              <w:t xml:space="preserve">② 稟議を上申　→　所長・管理本部・経理・決済が承認</w:t>
+                <w:rFonts w:ascii="Segoe UI Emoji" w:cs="Segoe UI Emoji" w:eastAsia="Segoe UI Emoji" w:hAnsi="Segoe UI Emoji"/>
+                <w:color w:val="1D2B2A"/>
+                <w:sz w:val="21"/>
+                <w:szCs w:val="21"/>
+              </w:rPr>
+              <w:t xml:space="preserve">②</w:t>
+            </w:r>
+            <w:r>
+              <w:rPr>
+                <w:rFonts w:ascii="Meiryo" w:cs="Meiryo" w:eastAsia="Meiryo" w:hAnsi="Meiryo"/>
+                <w:color w:val="1D2B2A"/>
+                <w:sz w:val="21"/>
+                <w:szCs w:val="21"/>
+              </w:rPr>
+              <w:t xml:space="preserve"> 稟議を上申　</w:t>
+            </w:r>
+            <w:r>
+              <w:rPr>
+                <w:rFonts w:ascii="Segoe UI Emoji" w:cs="Segoe UI Emoji" w:eastAsia="Segoe UI Emoji" w:hAnsi="Segoe UI Emoji"/>
+                <w:color w:val="1D2B2A"/>
+                <w:sz w:val="21"/>
+                <w:szCs w:val="21"/>
+              </w:rPr>
+              <w:t xml:space="preserve">→</w:t>
+            </w:r>
+            <w:r>
+              <w:rPr>
+                <w:rFonts w:ascii="Meiryo" w:cs="Meiryo" w:eastAsia="Meiryo" w:hAnsi="Meiryo"/>
+                <w:color w:val="1D2B2A"/>
+                <w:sz w:val="21"/>
+                <w:szCs w:val="21"/>
+              </w:rPr>
+              <w:t xml:space="preserve">　所長・管理本部・経理・決済が承認</w:t>
             </w:r>
           </w:p>
           <w:p>
@@ -775,7 +893,16 @@
                 <w:sz w:val="21"/>
                 <w:szCs w:val="21"/>
               </w:rPr>
-              <w:t xml:space="preserve">　↓</w:t>
+              <w:t xml:space="preserve">　</w:t>
+            </w:r>
+            <w:r>
+              <w:rPr>
+                <w:rFonts w:ascii="Segoe UI Emoji" w:cs="Segoe UI Emoji" w:eastAsia="Segoe UI Emoji" w:hAnsi="Segoe UI Emoji"/>
+                <w:color w:val="1D2B2A"/>
+                <w:sz w:val="21"/>
+                <w:szCs w:val="21"/>
+              </w:rPr>
+              <w:t xml:space="preserve">↓</w:t>
             </w:r>
           </w:p>
           <w:p>
@@ -784,12 +911,39 @@
             </w:pPr>
             <w:r>
               <w:rPr>
-                <w:rFonts w:ascii="Meiryo" w:cs="Meiryo" w:eastAsia="Meiryo" w:hAnsi="Meiryo"/>
-                <w:color w:val="1D2B2A"/>
-                <w:sz w:val="21"/>
-                <w:szCs w:val="21"/>
-              </w:rPr>
-              <w:t xml:space="preserve">③ 詳細・勤務説明を入力　→　入力完了を押す</w:t>
+                <w:rFonts w:ascii="Segoe UI Emoji" w:cs="Segoe UI Emoji" w:eastAsia="Segoe UI Emoji" w:hAnsi="Segoe UI Emoji"/>
+                <w:color w:val="1D2B2A"/>
+                <w:sz w:val="21"/>
+                <w:szCs w:val="21"/>
+              </w:rPr>
+              <w:t xml:space="preserve">③</w:t>
+            </w:r>
+            <w:r>
+              <w:rPr>
+                <w:rFonts w:ascii="Meiryo" w:cs="Meiryo" w:eastAsia="Meiryo" w:hAnsi="Meiryo"/>
+                <w:color w:val="1D2B2A"/>
+                <w:sz w:val="21"/>
+                <w:szCs w:val="21"/>
+              </w:rPr>
+              <w:t xml:space="preserve"> 詳細・勤務説明を入力　</w:t>
+            </w:r>
+            <w:r>
+              <w:rPr>
+                <w:rFonts w:ascii="Segoe UI Emoji" w:cs="Segoe UI Emoji" w:eastAsia="Segoe UI Emoji" w:hAnsi="Segoe UI Emoji"/>
+                <w:color w:val="1D2B2A"/>
+                <w:sz w:val="21"/>
+                <w:szCs w:val="21"/>
+              </w:rPr>
+              <w:t xml:space="preserve">→</w:t>
+            </w:r>
+            <w:r>
+              <w:rPr>
+                <w:rFonts w:ascii="Meiryo" w:cs="Meiryo" w:eastAsia="Meiryo" w:hAnsi="Meiryo"/>
+                <w:color w:val="1D2B2A"/>
+                <w:sz w:val="21"/>
+                <w:szCs w:val="21"/>
+              </w:rPr>
+              <w:t xml:space="preserve">　入力完了を押す</w:t>
             </w:r>
           </w:p>
           <w:p>
@@ -803,7 +957,16 @@
                 <w:sz w:val="21"/>
                 <w:szCs w:val="21"/>
               </w:rPr>
-              <w:t xml:space="preserve">　↓</w:t>
+              <w:t xml:space="preserve">　</w:t>
+            </w:r>
+            <w:r>
+              <w:rPr>
+                <w:rFonts w:ascii="Segoe UI Emoji" w:cs="Segoe UI Emoji" w:eastAsia="Segoe UI Emoji" w:hAnsi="Segoe UI Emoji"/>
+                <w:color w:val="1D2B2A"/>
+                <w:sz w:val="21"/>
+                <w:szCs w:val="21"/>
+              </w:rPr>
+              <w:t xml:space="preserve">↓</w:t>
             </w:r>
           </w:p>
           <w:p>
@@ -903,6 +1066,743 @@
       </w:tr>
     </w:tbl>
     <w:p>
+      <w:pPr>
+        <w:pStyle w:val="Heading2"/>
+        <w:spacing w:after="160" w:before="360"/>
+      </w:pPr>
+      <w:bookmarkStart w:name="_Toc23" w:id="23"/>
+      <w:r>
+        <w:rPr>
+          <w:rFonts w:ascii="Meiryo" w:cs="Meiryo" w:eastAsia="Meiryo" w:hAnsi="Meiryo"/>
+          <w:b/>
+          <w:bCs/>
+          <w:color w:val="1D3B36"/>
+          <w:sz w:val="28"/>
+          <w:szCs w:val="28"/>
+        </w:rPr>
+        <w:t xml:space="preserve">画面の色のきまり</w:t>
+      </w:r>
+      <w:bookmarkEnd w:id="23"/>
+    </w:p>
+    <w:p>
+      <w:pPr>
+        <w:spacing w:after="120" w:before="60" w:line="320"/>
+      </w:pPr>
+      <w:r>
+        <w:rPr>
+          <w:rFonts w:ascii="Meiryo" w:cs="Meiryo" w:eastAsia="Meiryo" w:hAnsi="Meiryo"/>
+          <w:color w:val="1D2B2A"/>
+          <w:sz w:val="23"/>
+          <w:szCs w:val="23"/>
+        </w:rPr>
+        <w:t xml:space="preserve">システムは色で状態を伝えます。文字を読まなくても、色だけで急ぎ具合が分かるようにしてあります。下の色が実際の画面の色です。</w:t>
+      </w:r>
+    </w:p>
+    <w:tbl>
+      <w:tblPr>
+        <w:tblW w:type="dxa" w:w="9638"/>
+        <w:tblBorders>
+          <w:top w:val="single" w:color="C9D2CE" w:sz="4"/>
+          <w:left w:val="single" w:color="C9D2CE" w:sz="4"/>
+          <w:bottom w:val="single" w:color="C9D2CE" w:sz="4"/>
+          <w:right w:val="single" w:color="C9D2CE" w:sz="4"/>
+          <w:insideH w:val="single" w:color="DCE3DF" w:sz="4"/>
+          <w:insideV w:val="single" w:color="DCE3DF" w:sz="4"/>
+        </w:tblBorders>
+      </w:tblPr>
+      <w:tblGrid>
+        <w:gridCol w:w="1500"/>
+        <w:gridCol w:w="3600"/>
+        <w:gridCol w:w="4538"/>
+      </w:tblGrid>
+      <w:tr>
+        <w:trPr>
+          <w:tblHeader/>
+        </w:trPr>
+        <w:tc>
+          <w:tcPr>
+            <w:tcW w:type="dxa" w:w="1500"/>
+            <w:shd w:fill="E8EDEA" w:val="clear"/>
+            <w:tcMar>
+              <w:top w:type="dxa" w:w="100"/>
+              <w:left w:type="dxa" w:w="140"/>
+              <w:bottom w:type="dxa" w:w="100"/>
+              <w:right w:type="dxa" w:w="140"/>
+            </w:tcMar>
+          </w:tcPr>
+          <w:p>
+            <w:pPr>
+              <w:spacing w:after="0" w:before="0"/>
+            </w:pPr>
+            <w:r>
+              <w:rPr>
+                <w:rFonts w:ascii="Meiryo" w:cs="Meiryo" w:eastAsia="Meiryo" w:hAnsi="Meiryo"/>
+                <w:b/>
+                <w:bCs/>
+                <w:color w:val="1D2B2A"/>
+                <w:sz w:val="21"/>
+                <w:szCs w:val="21"/>
+              </w:rPr>
+              <w:t xml:space="preserve">色</w:t>
+            </w:r>
+          </w:p>
+        </w:tc>
+        <w:tc>
+          <w:tcPr>
+            <w:tcW w:type="dxa" w:w="3600"/>
+            <w:shd w:fill="E8EDEA" w:val="clear"/>
+            <w:tcMar>
+              <w:top w:type="dxa" w:w="100"/>
+              <w:left w:type="dxa" w:w="140"/>
+              <w:bottom w:type="dxa" w:w="100"/>
+              <w:right w:type="dxa" w:w="140"/>
+            </w:tcMar>
+          </w:tcPr>
+          <w:p>
+            <w:pPr>
+              <w:spacing w:after="0" w:before="0"/>
+            </w:pPr>
+            <w:r>
+              <w:rPr>
+                <w:rFonts w:ascii="Meiryo" w:cs="Meiryo" w:eastAsia="Meiryo" w:hAnsi="Meiryo"/>
+                <w:b/>
+                <w:bCs/>
+                <w:color w:val="1D2B2A"/>
+                <w:sz w:val="21"/>
+                <w:szCs w:val="21"/>
+              </w:rPr>
+              <w:t xml:space="preserve">どこに出るか</w:t>
+            </w:r>
+          </w:p>
+        </w:tc>
+        <w:tc>
+          <w:tcPr>
+            <w:tcW w:type="dxa" w:w="4538"/>
+            <w:shd w:fill="E8EDEA" w:val="clear"/>
+            <w:tcMar>
+              <w:top w:type="dxa" w:w="100"/>
+              <w:left w:type="dxa" w:w="140"/>
+              <w:bottom w:type="dxa" w:w="100"/>
+              <w:right w:type="dxa" w:w="140"/>
+            </w:tcMar>
+          </w:tcPr>
+          <w:p>
+            <w:pPr>
+              <w:spacing w:after="0" w:before="0"/>
+            </w:pPr>
+            <w:r>
+              <w:rPr>
+                <w:rFonts w:ascii="Meiryo" w:cs="Meiryo" w:eastAsia="Meiryo" w:hAnsi="Meiryo"/>
+                <w:b/>
+                <w:bCs/>
+                <w:color w:val="1D2B2A"/>
+                <w:sz w:val="21"/>
+                <w:szCs w:val="21"/>
+              </w:rPr>
+              <w:t xml:space="preserve">意味</w:t>
+            </w:r>
+          </w:p>
+        </w:tc>
+      </w:tr>
+      <w:tr>
+        <w:tc>
+          <w:tcPr>
+            <w:tcW w:type="dxa" w:w="1500"/>
+            <w:shd w:fill="B3261E" w:val="clear"/>
+            <w:tcMar>
+              <w:top w:type="dxa" w:w="140"/>
+              <w:left w:type="dxa" w:w="120"/>
+              <w:bottom w:type="dxa" w:w="140"/>
+              <w:right w:type="dxa" w:w="120"/>
+            </w:tcMar>
+            <w:vAlign w:val="center"/>
+          </w:tcPr>
+          <w:p>
+            <w:pPr>
+              <w:spacing w:after="0" w:before="0"/>
+              <w:jc w:val="center"/>
+            </w:pPr>
+            <w:r>
+              <w:rPr>
+                <w:rFonts w:ascii="Meiryo" w:cs="Meiryo" w:eastAsia="Meiryo" w:hAnsi="Meiryo"/>
+                <w:b/>
+                <w:bCs/>
+                <w:color w:val="FFFFFF"/>
+                <w:sz w:val="22"/>
+                <w:szCs w:val="22"/>
+              </w:rPr>
+              <w:t xml:space="preserve">赤</w:t>
+            </w:r>
+          </w:p>
+        </w:tc>
+        <w:tc>
+          <w:tcPr>
+            <w:tcW w:type="dxa" w:w="3600"/>
+            <w:shd w:fill="FFFFFF" w:val="clear"/>
+            <w:tcMar>
+              <w:top w:type="dxa" w:w="120"/>
+              <w:left w:type="dxa" w:w="140"/>
+              <w:bottom w:type="dxa" w:w="120"/>
+              <w:right w:type="dxa" w:w="140"/>
+            </w:tcMar>
+            <w:vAlign w:val="center"/>
+          </w:tcPr>
+          <w:p>
+            <w:pPr>
+              <w:spacing w:after="0" w:before="0" w:line="300"/>
+            </w:pPr>
+            <w:r>
+              <w:rPr>
+                <w:rFonts w:ascii="Meiryo" w:cs="Meiryo" w:eastAsia="Meiryo" w:hAnsi="Meiryo"/>
+                <w:color w:val="1D2B2A"/>
+                <w:sz w:val="21"/>
+                <w:szCs w:val="21"/>
+              </w:rPr>
+              <w:t xml:space="preserve">「面接・進捗報告：停止」</w:t>
+            </w:r>
+          </w:p>
+          <w:p>
+            <w:pPr>
+              <w:spacing w:after="0" w:before="0" w:line="300"/>
+            </w:pPr>
+            <w:r>
+              <w:rPr>
+                <w:rFonts w:ascii="Meiryo" w:cs="Meiryo" w:eastAsia="Meiryo" w:hAnsi="Meiryo"/>
+                <w:color w:val="1D2B2A"/>
+                <w:sz w:val="21"/>
+                <w:szCs w:val="21"/>
+              </w:rPr>
+              <w:t xml:space="preserve">未入力の欄の枠</w:t>
+            </w:r>
+          </w:p>
+        </w:tc>
+        <w:tc>
+          <w:tcPr>
+            <w:tcW w:type="dxa" w:w="4538"/>
+            <w:shd w:fill="FFFFFF" w:val="clear"/>
+            <w:tcMar>
+              <w:top w:type="dxa" w:w="120"/>
+              <w:left w:type="dxa" w:w="140"/>
+              <w:bottom w:type="dxa" w:w="120"/>
+              <w:right w:type="dxa" w:w="140"/>
+            </w:tcMar>
+            <w:vAlign w:val="center"/>
+          </w:tcPr>
+          <w:p>
+            <w:pPr>
+              <w:spacing w:after="0" w:before="0" w:line="300"/>
+            </w:pPr>
+            <w:r>
+              <w:rPr>
+                <w:rFonts w:ascii="Meiryo" w:cs="Meiryo" w:eastAsia="Meiryo" w:hAnsi="Meiryo"/>
+                <w:color w:val="1D2B2A"/>
+                <w:sz w:val="21"/>
+                <w:szCs w:val="21"/>
+              </w:rPr>
+              <w:t xml:space="preserve">止まっています。すぐ手を打ってください</w:t>
+            </w:r>
+          </w:p>
+        </w:tc>
+      </w:tr>
+      <w:tr>
+        <w:tc>
+          <w:tcPr>
+            <w:tcW w:type="dxa" w:w="1500"/>
+            <w:shd w:fill="94600E" w:val="clear"/>
+            <w:tcMar>
+              <w:top w:type="dxa" w:w="140"/>
+              <w:left w:type="dxa" w:w="120"/>
+              <w:bottom w:type="dxa" w:w="140"/>
+              <w:right w:type="dxa" w:w="120"/>
+            </w:tcMar>
+            <w:vAlign w:val="center"/>
+          </w:tcPr>
+          <w:p>
+            <w:pPr>
+              <w:spacing w:after="0" w:before="0"/>
+              <w:jc w:val="center"/>
+            </w:pPr>
+            <w:r>
+              <w:rPr>
+                <w:rFonts w:ascii="Meiryo" w:cs="Meiryo" w:eastAsia="Meiryo" w:hAnsi="Meiryo"/>
+                <w:b/>
+                <w:bCs/>
+                <w:color w:val="FFFFFF"/>
+                <w:sz w:val="22"/>
+                <w:szCs w:val="22"/>
+              </w:rPr>
+              <w:t xml:space="preserve">黄土色</w:t>
+            </w:r>
+          </w:p>
+        </w:tc>
+        <w:tc>
+          <w:tcPr>
+            <w:tcW w:type="dxa" w:w="3600"/>
+            <w:shd w:fill="FFFFFF" w:val="clear"/>
+            <w:tcMar>
+              <w:top w:type="dxa" w:w="120"/>
+              <w:left w:type="dxa" w:w="140"/>
+              <w:bottom w:type="dxa" w:w="120"/>
+              <w:right w:type="dxa" w:w="140"/>
+            </w:tcMar>
+            <w:vAlign w:val="center"/>
+          </w:tcPr>
+          <w:p>
+            <w:pPr>
+              <w:spacing w:after="0" w:before="0" w:line="300"/>
+            </w:pPr>
+            <w:r>
+              <w:rPr>
+                <w:rFonts w:ascii="Meiryo" w:cs="Meiryo" w:eastAsia="Meiryo" w:hAnsi="Meiryo"/>
+                <w:color w:val="1D2B2A"/>
+                <w:sz w:val="21"/>
+                <w:szCs w:val="21"/>
+              </w:rPr>
+              <w:t xml:space="preserve">案件一覧のいちばん上の帯</w:t>
+            </w:r>
+          </w:p>
+          <w:p>
+            <w:pPr>
+              <w:spacing w:after="0" w:before="0" w:line="300"/>
+            </w:pPr>
+            <w:r>
+              <w:rPr>
+                <w:rFonts w:ascii="Meiryo" w:cs="Meiryo" w:eastAsia="Meiryo" w:hAnsi="Meiryo"/>
+                <w:color w:val="1D2B2A"/>
+                <w:sz w:val="21"/>
+                <w:szCs w:val="21"/>
+              </w:rPr>
+              <w:t xml:space="preserve">「上申から</w:t>
+            </w:r>
+            <w:r>
+              <w:rPr>
+                <w:rFonts w:ascii="Segoe UI Emoji" w:cs="Segoe UI Emoji" w:eastAsia="Segoe UI Emoji" w:hAnsi="Segoe UI Emoji"/>
+                <w:color w:val="1D2B2A"/>
+                <w:sz w:val="21"/>
+                <w:szCs w:val="21"/>
+              </w:rPr>
+              <w:t xml:space="preserve">○</w:t>
+            </w:r>
+            <w:r>
+              <w:rPr>
+                <w:rFonts w:ascii="Meiryo" w:cs="Meiryo" w:eastAsia="Meiryo" w:hAnsi="Meiryo"/>
+                <w:color w:val="1D2B2A"/>
+                <w:sz w:val="21"/>
+                <w:szCs w:val="21"/>
+              </w:rPr>
+              <w:t xml:space="preserve">日」</w:t>
+            </w:r>
+          </w:p>
+        </w:tc>
+        <w:tc>
+          <w:tcPr>
+            <w:tcW w:type="dxa" w:w="4538"/>
+            <w:shd w:fill="FFFFFF" w:val="clear"/>
+            <w:tcMar>
+              <w:top w:type="dxa" w:w="120"/>
+              <w:left w:type="dxa" w:w="140"/>
+              <w:bottom w:type="dxa" w:w="120"/>
+              <w:right w:type="dxa" w:w="140"/>
+            </w:tcMar>
+            <w:vAlign w:val="center"/>
+          </w:tcPr>
+          <w:p>
+            <w:pPr>
+              <w:spacing w:after="0" w:before="0" w:line="300"/>
+            </w:pPr>
+            <w:r>
+              <w:rPr>
+                <w:rFonts w:ascii="Meiryo" w:cs="Meiryo" w:eastAsia="Meiryo" w:hAnsi="Meiryo"/>
+                <w:color w:val="1D2B2A"/>
+                <w:sz w:val="21"/>
+                <w:szCs w:val="21"/>
+              </w:rPr>
+              <w:t xml:space="preserve">遅れています。数日のうちに</w:t>
+            </w:r>
+          </w:p>
+        </w:tc>
+      </w:tr>
+      <w:tr>
+        <w:tc>
+          <w:tcPr>
+            <w:tcW w:type="dxa" w:w="1500"/>
+            <w:shd w:fill="2A7549" w:val="clear"/>
+            <w:tcMar>
+              <w:top w:type="dxa" w:w="140"/>
+              <w:left w:type="dxa" w:w="120"/>
+              <w:bottom w:type="dxa" w:w="140"/>
+              <w:right w:type="dxa" w:w="120"/>
+            </w:tcMar>
+            <w:vAlign w:val="center"/>
+          </w:tcPr>
+          <w:p>
+            <w:pPr>
+              <w:spacing w:after="0" w:before="0"/>
+              <w:jc w:val="center"/>
+            </w:pPr>
+            <w:r>
+              <w:rPr>
+                <w:rFonts w:ascii="Meiryo" w:cs="Meiryo" w:eastAsia="Meiryo" w:hAnsi="Meiryo"/>
+                <w:b/>
+                <w:bCs/>
+                <w:color w:val="FFFFFF"/>
+                <w:sz w:val="22"/>
+                <w:szCs w:val="22"/>
+              </w:rPr>
+              <w:t xml:space="preserve">緑</w:t>
+            </w:r>
+          </w:p>
+        </w:tc>
+        <w:tc>
+          <w:tcPr>
+            <w:tcW w:type="dxa" w:w="3600"/>
+            <w:shd w:fill="FFFFFF" w:val="clear"/>
+            <w:tcMar>
+              <w:top w:type="dxa" w:w="120"/>
+              <w:left w:type="dxa" w:w="140"/>
+              <w:bottom w:type="dxa" w:w="120"/>
+              <w:right w:type="dxa" w:w="140"/>
+            </w:tcMar>
+            <w:vAlign w:val="center"/>
+          </w:tcPr>
+          <w:p>
+            <w:pPr>
+              <w:spacing w:after="0" w:before="0" w:line="300"/>
+            </w:pPr>
+            <w:r>
+              <w:rPr>
+                <w:rFonts w:ascii="Meiryo" w:cs="Meiryo" w:eastAsia="Meiryo" w:hAnsi="Meiryo"/>
+                <w:color w:val="1D2B2A"/>
+                <w:sz w:val="21"/>
+                <w:szCs w:val="21"/>
+              </w:rPr>
+              <w:t xml:space="preserve">「入力ずみ」のバッジ</w:t>
+            </w:r>
+          </w:p>
+          <w:p>
+            <w:pPr>
+              <w:spacing w:after="0" w:before="0" w:line="300"/>
+            </w:pPr>
+            <w:r>
+              <w:rPr>
+                <w:rFonts w:ascii="Meiryo" w:cs="Meiryo" w:eastAsia="Meiryo" w:hAnsi="Meiryo"/>
+                <w:color w:val="1D2B2A"/>
+                <w:sz w:val="21"/>
+                <w:szCs w:val="21"/>
+              </w:rPr>
+              <w:t xml:space="preserve">進捗の丸</w:t>
+            </w:r>
+          </w:p>
+        </w:tc>
+        <w:tc>
+          <w:tcPr>
+            <w:tcW w:type="dxa" w:w="4538"/>
+            <w:shd w:fill="FFFFFF" w:val="clear"/>
+            <w:tcMar>
+              <w:top w:type="dxa" w:w="120"/>
+              <w:left w:type="dxa" w:w="140"/>
+              <w:bottom w:type="dxa" w:w="120"/>
+              <w:right w:type="dxa" w:w="140"/>
+            </w:tcMar>
+            <w:vAlign w:val="center"/>
+          </w:tcPr>
+          <w:p>
+            <w:pPr>
+              <w:spacing w:after="0" w:before="0" w:line="300"/>
+            </w:pPr>
+            <w:r>
+              <w:rPr>
+                <w:rFonts w:ascii="Meiryo" w:cs="Meiryo" w:eastAsia="Meiryo" w:hAnsi="Meiryo"/>
+                <w:color w:val="1D2B2A"/>
+                <w:sz w:val="21"/>
+                <w:szCs w:val="21"/>
+              </w:rPr>
+              <w:t xml:space="preserve">終わっています。手は不要です</w:t>
+            </w:r>
+          </w:p>
+        </w:tc>
+      </w:tr>
+      <w:tr>
+        <w:tc>
+          <w:tcPr>
+            <w:tcW w:type="dxa" w:w="1500"/>
+            <w:shd w:fill="224C74" w:val="clear"/>
+            <w:tcMar>
+              <w:top w:type="dxa" w:w="140"/>
+              <w:left w:type="dxa" w:w="120"/>
+              <w:bottom w:type="dxa" w:w="140"/>
+              <w:right w:type="dxa" w:w="120"/>
+            </w:tcMar>
+            <w:vAlign w:val="center"/>
+          </w:tcPr>
+          <w:p>
+            <w:pPr>
+              <w:spacing w:after="0" w:before="0"/>
+              <w:jc w:val="center"/>
+            </w:pPr>
+            <w:r>
+              <w:rPr>
+                <w:rFonts w:ascii="Meiryo" w:cs="Meiryo" w:eastAsia="Meiryo" w:hAnsi="Meiryo"/>
+                <w:b/>
+                <w:bCs/>
+                <w:color w:val="FFFFFF"/>
+                <w:sz w:val="22"/>
+                <w:szCs w:val="22"/>
+              </w:rPr>
+              <w:t xml:space="preserve">紺</w:t>
+            </w:r>
+          </w:p>
+        </w:tc>
+        <w:tc>
+          <w:tcPr>
+            <w:tcW w:type="dxa" w:w="3600"/>
+            <w:shd w:fill="FFFFFF" w:val="clear"/>
+            <w:tcMar>
+              <w:top w:type="dxa" w:w="120"/>
+              <w:left w:type="dxa" w:w="140"/>
+              <w:bottom w:type="dxa" w:w="120"/>
+              <w:right w:type="dxa" w:w="140"/>
+            </w:tcMar>
+            <w:vAlign w:val="center"/>
+          </w:tcPr>
+          <w:p>
+            <w:pPr>
+              <w:spacing w:after="0" w:before="0" w:line="300"/>
+            </w:pPr>
+            <w:r>
+              <w:rPr>
+                <w:rFonts w:ascii="Meiryo" w:cs="Meiryo" w:eastAsia="Meiryo" w:hAnsi="Meiryo"/>
+                <w:color w:val="1D2B2A"/>
+                <w:sz w:val="21"/>
+                <w:szCs w:val="21"/>
+              </w:rPr>
+              <w:t xml:space="preserve">押せるボタン</w:t>
+            </w:r>
+          </w:p>
+          <w:p>
+            <w:pPr>
+              <w:spacing w:after="0" w:before="0" w:line="300"/>
+            </w:pPr>
+            <w:r>
+              <w:rPr>
+                <w:rFonts w:ascii="Meiryo" w:cs="Meiryo" w:eastAsia="Meiryo" w:hAnsi="Meiryo"/>
+                <w:color w:val="1D2B2A"/>
+                <w:sz w:val="21"/>
+                <w:szCs w:val="21"/>
+              </w:rPr>
+              <w:t xml:space="preserve">いま開いているタブ</w:t>
+            </w:r>
+          </w:p>
+        </w:tc>
+        <w:tc>
+          <w:tcPr>
+            <w:tcW w:type="dxa" w:w="4538"/>
+            <w:shd w:fill="FFFFFF" w:val="clear"/>
+            <w:tcMar>
+              <w:top w:type="dxa" w:w="120"/>
+              <w:left w:type="dxa" w:w="140"/>
+              <w:bottom w:type="dxa" w:w="120"/>
+              <w:right w:type="dxa" w:w="140"/>
+            </w:tcMar>
+            <w:vAlign w:val="center"/>
+          </w:tcPr>
+          <w:p>
+            <w:pPr>
+              <w:spacing w:after="0" w:before="0" w:line="300"/>
+            </w:pPr>
+            <w:r>
+              <w:rPr>
+                <w:rFonts w:ascii="Meiryo" w:cs="Meiryo" w:eastAsia="Meiryo" w:hAnsi="Meiryo"/>
+                <w:color w:val="1D2B2A"/>
+                <w:sz w:val="21"/>
+                <w:szCs w:val="21"/>
+              </w:rPr>
+              <w:t xml:space="preserve">ここを押してください</w:t>
+            </w:r>
+          </w:p>
+        </w:tc>
+      </w:tr>
+      <w:tr>
+        <w:tc>
+          <w:tcPr>
+            <w:tcW w:type="dxa" w:w="1500"/>
+            <w:shd w:fill="E8EDEA" w:val="clear"/>
+            <w:tcMar>
+              <w:top w:type="dxa" w:w="140"/>
+              <w:left w:type="dxa" w:w="120"/>
+              <w:bottom w:type="dxa" w:w="140"/>
+              <w:right w:type="dxa" w:w="120"/>
+            </w:tcMar>
+            <w:vAlign w:val="center"/>
+          </w:tcPr>
+          <w:p>
+            <w:pPr>
+              <w:spacing w:after="0" w:before="0"/>
+              <w:jc w:val="center"/>
+            </w:pPr>
+            <w:r>
+              <w:rPr>
+                <w:rFonts w:ascii="Meiryo" w:cs="Meiryo" w:eastAsia="Meiryo" w:hAnsi="Meiryo"/>
+                <w:b/>
+                <w:bCs/>
+                <w:color w:val="5C6660"/>
+                <w:sz w:val="22"/>
+                <w:szCs w:val="22"/>
+              </w:rPr>
+              <w:t xml:space="preserve">灰色</w:t>
+            </w:r>
+          </w:p>
+        </w:tc>
+        <w:tc>
+          <w:tcPr>
+            <w:tcW w:type="dxa" w:w="3600"/>
+            <w:shd w:fill="FFFFFF" w:val="clear"/>
+            <w:tcMar>
+              <w:top w:type="dxa" w:w="120"/>
+              <w:left w:type="dxa" w:w="140"/>
+              <w:bottom w:type="dxa" w:w="120"/>
+              <w:right w:type="dxa" w:w="140"/>
+            </w:tcMar>
+            <w:vAlign w:val="center"/>
+          </w:tcPr>
+          <w:p>
+            <w:pPr>
+              <w:spacing w:after="0" w:before="0" w:line="300"/>
+            </w:pPr>
+            <w:r>
+              <w:rPr>
+                <w:rFonts w:ascii="Meiryo" w:cs="Meiryo" w:eastAsia="Meiryo" w:hAnsi="Meiryo"/>
+                <w:color w:val="1D2B2A"/>
+                <w:sz w:val="21"/>
+                <w:szCs w:val="21"/>
+              </w:rPr>
+              <w:t xml:space="preserve">押せないボタン</w:t>
+            </w:r>
+          </w:p>
+          <w:p>
+            <w:pPr>
+              <w:spacing w:after="0" w:before="0" w:line="300"/>
+            </w:pPr>
+            <w:r>
+              <w:rPr>
+                <w:rFonts w:ascii="Meiryo" w:cs="Meiryo" w:eastAsia="Meiryo" w:hAnsi="Meiryo"/>
+                <w:color w:val="1D2B2A"/>
+                <w:sz w:val="21"/>
+                <w:szCs w:val="21"/>
+              </w:rPr>
+              <w:t xml:space="preserve">「これから」の進捗</w:t>
+            </w:r>
+          </w:p>
+        </w:tc>
+        <w:tc>
+          <w:tcPr>
+            <w:tcW w:type="dxa" w:w="4538"/>
+            <w:shd w:fill="FFFFFF" w:val="clear"/>
+            <w:tcMar>
+              <w:top w:type="dxa" w:w="120"/>
+              <w:left w:type="dxa" w:w="140"/>
+              <w:bottom w:type="dxa" w:w="120"/>
+              <w:right w:type="dxa" w:w="140"/>
+            </w:tcMar>
+            <w:vAlign w:val="center"/>
+          </w:tcPr>
+          <w:p>
+            <w:pPr>
+              <w:spacing w:after="0" w:before="0" w:line="300"/>
+            </w:pPr>
+            <w:r>
+              <w:rPr>
+                <w:rFonts w:ascii="Meiryo" w:cs="Meiryo" w:eastAsia="Meiryo" w:hAnsi="Meiryo"/>
+                <w:color w:val="1D2B2A"/>
+                <w:sz w:val="21"/>
+                <w:szCs w:val="21"/>
+              </w:rPr>
+              <w:t xml:space="preserve">まだ押せません。横に理由が出ています</w:t>
+            </w:r>
+          </w:p>
+        </w:tc>
+      </w:tr>
+    </w:tbl>
+    <w:p>
+      <w:pPr>
+        <w:spacing w:after="200"/>
+      </w:pPr>
+    </w:p>
+    <w:tbl>
+      <w:tblPr>
+        <w:tblW w:type="dxa" w:w="9638"/>
+        <w:tblBorders>
+          <w:top w:val="none"/>
+          <w:left w:val="single" w:color="1F7A52" w:sz="24"/>
+          <w:bottom w:val="none"/>
+          <w:right w:val="none"/>
+          <w:insideH w:val="none"/>
+          <w:insideV w:val="none"/>
+        </w:tblBorders>
+      </w:tblPr>
+      <w:tblGrid>
+        <w:gridCol w:w="9638"/>
+      </w:tblGrid>
+      <w:tr>
+        <w:tc>
+          <w:tcPr>
+            <w:tcW w:type="dxa" w:w="9638"/>
+            <w:shd w:fill="EAF4EE" w:val="clear"/>
+            <w:tcMar>
+              <w:top w:type="dxa" w:w="120"/>
+              <w:left w:type="dxa" w:w="200"/>
+              <w:bottom w:type="dxa" w:w="120"/>
+              <w:right w:type="dxa" w:w="200"/>
+            </w:tcMar>
+          </w:tcPr>
+          <w:p>
+            <w:pPr>
+              <w:spacing w:after="80" w:before="40"/>
+            </w:pPr>
+            <w:r>
+              <w:rPr>
+                <w:rFonts w:ascii="Meiryo" w:cs="Meiryo" w:eastAsia="Meiryo" w:hAnsi="Meiryo"/>
+                <w:b/>
+                <w:bCs/>
+                <w:color w:val="1F7A52"/>
+                <w:sz w:val="23"/>
+                <w:szCs w:val="23"/>
+              </w:rPr>
+              <w:t xml:space="preserve">進捗の丸の色</w:t>
+            </w:r>
+          </w:p>
+          <w:p>
+            <w:pPr>
+              <w:spacing w:after="60" w:before="0" w:line="320"/>
+            </w:pPr>
+            <w:r>
+              <w:rPr>
+                <w:rFonts w:ascii="Meiryo" w:cs="Meiryo" w:eastAsia="Meiryo" w:hAnsi="Meiryo"/>
+                <w:color w:val="1D2B2A"/>
+                <w:sz w:val="22"/>
+                <w:szCs w:val="22"/>
+              </w:rPr>
+              <w:t xml:space="preserve">案件の画面の左にある「進捗」では、緑＝終わった、オレンジ＝いまここ、灰色＝これから、を表します。</w:t>
+            </w:r>
+          </w:p>
+          <w:p>
+            <w:pPr>
+              <w:spacing w:after="40" w:before="0" w:line="320"/>
+            </w:pPr>
+            <w:r>
+              <w:rPr>
+                <w:rFonts w:ascii="Meiryo" w:cs="Meiryo" w:eastAsia="Meiryo" w:hAnsi="Meiryo"/>
+                <w:color w:val="1D2B2A"/>
+                <w:sz w:val="22"/>
+                <w:szCs w:val="22"/>
+              </w:rPr>
+              <w:t xml:space="preserve">オレンジの「いま ここ」を見れば、その案件が次に何をすべき状態なのかが分かります。</w:t>
+            </w:r>
+          </w:p>
+        </w:tc>
+      </w:tr>
+    </w:tbl>
+    <w:p>
       <w:r>
         <w:br w:type="page"/>
       </w:r>
@@ -915,7 +1815,7 @@
         </w:pBdr>
         <w:spacing w:after="240" w:before="0"/>
       </w:pPr>
-      <w:bookmarkStart w:name="_Toc22" w:id="22"/>
+      <w:bookmarkStart w:name="_Toc24" w:id="24"/>
       <w:r>
         <w:rPr>
           <w:rFonts w:ascii="Meiryo" w:cs="Meiryo" w:eastAsia="Meiryo" w:hAnsi="Meiryo"/>
@@ -927,7 +1827,7 @@
         </w:rPr>
         <w:t xml:space="preserve">2. いちばん最初にすること</w:t>
       </w:r>
-      <w:bookmarkEnd w:id="22"/>
+      <w:bookmarkEnd w:id="24"/>
     </w:p>
     <w:p>
       <w:pPr>
@@ -1083,7 +1983,7 @@
         </w:pBdr>
         <w:spacing w:after="240" w:before="0"/>
       </w:pPr>
-      <w:bookmarkStart w:name="_Toc23" w:id="23"/>
+      <w:bookmarkStart w:name="_Toc25" w:id="25"/>
       <w:r>
         <w:rPr>
           <w:rFonts w:ascii="Meiryo" w:cs="Meiryo" w:eastAsia="Meiryo" w:hAnsi="Meiryo"/>
@@ -1095,7 +1995,7 @@
         </w:rPr>
         <w:t xml:space="preserve">3. 新規受注を登録する</w:t>
       </w:r>
-      <w:bookmarkEnd w:id="23"/>
+      <w:bookmarkEnd w:id="25"/>
     </w:p>
     <w:p>
       <w:pPr>
@@ -1358,7 +2258,7 @@
         </w:pBdr>
         <w:spacing w:after="240" w:before="0"/>
       </w:pPr>
-      <w:bookmarkStart w:name="_Toc24" w:id="24"/>
+      <w:bookmarkStart w:name="_Toc26" w:id="26"/>
       <w:r>
         <w:rPr>
           <w:rFonts w:ascii="Meiryo" w:cs="Meiryo" w:eastAsia="Meiryo" w:hAnsi="Meiryo"/>
@@ -1370,7 +2270,7 @@
         </w:rPr>
         <w:t xml:space="preserve">4. ① 簡易求人を入れて発注する</w:t>
       </w:r>
-      <w:bookmarkEnd w:id="24"/>
+      <w:bookmarkEnd w:id="26"/>
     </w:p>
     <w:p>
       <w:pPr>
@@ -1458,7 +2358,7 @@
         <w:pStyle w:val="Heading2"/>
         <w:spacing w:after="160" w:before="360"/>
       </w:pPr>
-      <w:bookmarkStart w:name="_Toc25" w:id="25"/>
+      <w:bookmarkStart w:name="_Toc27" w:id="27"/>
       <w:r>
         <w:rPr>
           <w:rFonts w:ascii="Meiryo" w:cs="Meiryo" w:eastAsia="Meiryo" w:hAnsi="Meiryo"/>
@@ -1470,7 +2370,7 @@
         </w:rPr>
         <w:t xml:space="preserve">原価率で分かれます</w:t>
       </w:r>
-      <w:bookmarkEnd w:id="25"/>
+      <w:bookmarkEnd w:id="27"/>
     </w:p>
     <w:p>
       <w:pPr>
@@ -1616,7 +2516,29 @@
                 <w:sz w:val="21"/>
                 <w:szCs w:val="21"/>
               </w:rPr>
-              <w:t xml:space="preserve">稟議の前に求人を出せます。「① 簡易求人をRDへ発注」のボタンが押せるようになります</w:t>
+              <w:t xml:space="preserve">稟議の前に求人を出せます。「</w:t>
+            </w:r>
+            <w:r>
+              <w:rPr>
+                <w:rFonts w:ascii="Segoe UI Emoji" w:cs="Segoe UI Emoji" w:eastAsia="Segoe UI Emoji" w:hAnsi="Segoe UI Emoji"/>
+                <w:b w:val="false"/>
+                <w:bCs w:val="false"/>
+                <w:color w:val="1D2B2A"/>
+                <w:sz w:val="21"/>
+                <w:szCs w:val="21"/>
+              </w:rPr>
+              <w:t xml:space="preserve">①</w:t>
+            </w:r>
+            <w:r>
+              <w:rPr>
+                <w:rFonts w:ascii="Meiryo" w:cs="Meiryo" w:eastAsia="Meiryo" w:hAnsi="Meiryo"/>
+                <w:b w:val="false"/>
+                <w:bCs w:val="false"/>
+                <w:color w:val="1D2B2A"/>
+                <w:sz w:val="21"/>
+                <w:szCs w:val="21"/>
+              </w:rPr>
+              <w:t xml:space="preserve"> 簡易求人をRDへ発注」のボタンが押せるようになります</w:t>
             </w:r>
           </w:p>
         </w:tc>
@@ -1674,7 +2596,29 @@
                 <w:sz w:val="21"/>
                 <w:szCs w:val="21"/>
               </w:rPr>
-              <w:t xml:space="preserve">稟議が承認されるまで求人を出せません。③と同時に発注することになります</w:t>
+              <w:t xml:space="preserve">稟議が承認されるまで求人を出せません。</w:t>
+            </w:r>
+            <w:r>
+              <w:rPr>
+                <w:rFonts w:ascii="Segoe UI Emoji" w:cs="Segoe UI Emoji" w:eastAsia="Segoe UI Emoji" w:hAnsi="Segoe UI Emoji"/>
+                <w:b w:val="false"/>
+                <w:bCs w:val="false"/>
+                <w:color w:val="1D2B2A"/>
+                <w:sz w:val="21"/>
+                <w:szCs w:val="21"/>
+              </w:rPr>
+              <w:t xml:space="preserve">③</w:t>
+            </w:r>
+            <w:r>
+              <w:rPr>
+                <w:rFonts w:ascii="Meiryo" w:cs="Meiryo" w:eastAsia="Meiryo" w:hAnsi="Meiryo"/>
+                <w:b w:val="false"/>
+                <w:bCs w:val="false"/>
+                <w:color w:val="1D2B2A"/>
+                <w:sz w:val="21"/>
+                <w:szCs w:val="21"/>
+              </w:rPr>
+              <w:t xml:space="preserve">と同時に発注することになります</w:t>
             </w:r>
           </w:p>
         </w:tc>
@@ -1772,7 +2716,7 @@
         </w:pBdr>
         <w:spacing w:after="240" w:before="0"/>
       </w:pPr>
-      <w:bookmarkStart w:name="_Toc26" w:id="26"/>
+      <w:bookmarkStart w:name="_Toc28" w:id="28"/>
       <w:r>
         <w:rPr>
           <w:rFonts w:ascii="Meiryo" w:cs="Meiryo" w:eastAsia="Meiryo" w:hAnsi="Meiryo"/>
@@ -1784,7 +2728,7 @@
         </w:rPr>
         <w:t xml:space="preserve">5. ② 稟議を上申する</w:t>
       </w:r>
-      <w:bookmarkEnd w:id="26"/>
+      <w:bookmarkEnd w:id="28"/>
     </w:p>
     <w:p>
       <w:pPr>
@@ -2004,7 +2948,7 @@
         <w:pStyle w:val="Heading2"/>
         <w:spacing w:after="160" w:before="360"/>
       </w:pPr>
-      <w:bookmarkStart w:name="_Toc27" w:id="27"/>
+      <w:bookmarkStart w:name="_Toc29" w:id="29"/>
       <w:r>
         <w:rPr>
           <w:rFonts w:ascii="Meiryo" w:cs="Meiryo" w:eastAsia="Meiryo" w:hAnsi="Meiryo"/>
@@ -2016,7 +2960,7 @@
         </w:rPr>
         <w:t xml:space="preserve">差し戻されたら</w:t>
       </w:r>
-      <w:bookmarkEnd w:id="27"/>
+      <w:bookmarkEnd w:id="29"/>
     </w:p>
     <w:p>
       <w:pPr>
@@ -2037,7 +2981,7 @@
         <w:pStyle w:val="Heading2"/>
         <w:spacing w:after="160" w:before="360"/>
       </w:pPr>
-      <w:bookmarkStart w:name="_Toc28" w:id="28"/>
+      <w:bookmarkStart w:name="_Toc30" w:id="30"/>
       <w:r>
         <w:rPr>
           <w:rFonts w:ascii="Meiryo" w:cs="Meiryo" w:eastAsia="Meiryo" w:hAnsi="Meiryo"/>
@@ -2049,7 +2993,7 @@
         </w:rPr>
         <w:t xml:space="preserve">いま誰が承認したか</w:t>
       </w:r>
-      <w:bookmarkEnd w:id="28"/>
+      <w:bookmarkEnd w:id="30"/>
     </w:p>
     <w:p>
       <w:pPr>
@@ -2145,7 +3089,7 @@
         </w:pBdr>
         <w:spacing w:after="240" w:before="0"/>
       </w:pPr>
-      <w:bookmarkStart w:name="_Toc29" w:id="29"/>
+      <w:bookmarkStart w:name="_Toc31" w:id="31"/>
       <w:r>
         <w:rPr>
           <w:rFonts w:ascii="Meiryo" w:cs="Meiryo" w:eastAsia="Meiryo" w:hAnsi="Meiryo"/>
@@ -2157,7 +3101,7 @@
         </w:rPr>
         <w:t xml:space="preserve">6. ③ 詳細・勤務説明を入力する</w:t>
       </w:r>
-      <w:bookmarkEnd w:id="29"/>
+      <w:bookmarkEnd w:id="31"/>
     </w:p>
     <w:p>
       <w:pPr>
@@ -2424,7 +3368,7 @@
         </w:pBdr>
         <w:spacing w:after="240" w:before="0"/>
       </w:pPr>
-      <w:bookmarkStart w:name="_Toc30" w:id="30"/>
+      <w:bookmarkStart w:name="_Toc32" w:id="32"/>
       <w:r>
         <w:rPr>
           <w:rFonts w:ascii="Meiryo" w:cs="Meiryo" w:eastAsia="Meiryo" w:hAnsi="Meiryo"/>
@@ -2436,7 +3380,7 @@
         </w:rPr>
         <w:t xml:space="preserve">7. 現場実態を残す</w:t>
       </w:r>
-      <w:bookmarkEnd w:id="30"/>
+      <w:bookmarkEnd w:id="32"/>
     </w:p>
     <w:p>
       <w:pPr>
@@ -2532,7 +3476,7 @@
         </w:pBdr>
         <w:spacing w:after="240" w:before="0"/>
       </w:pPr>
-      <w:bookmarkStart w:name="_Toc31" w:id="31"/>
+      <w:bookmarkStart w:name="_Toc33" w:id="33"/>
       <w:r>
         <w:rPr>
           <w:rFonts w:ascii="Meiryo" w:cs="Meiryo" w:eastAsia="Meiryo" w:hAnsi="Meiryo"/>
@@ -2544,7 +3488,7 @@
         </w:rPr>
         <w:t xml:space="preserve">8. 課題と対応を残す</w:t>
       </w:r>
-      <w:bookmarkEnd w:id="31"/>
+      <w:bookmarkEnd w:id="33"/>
     </w:p>
     <w:p>
       <w:pPr>
@@ -3378,7 +4322,7 @@
         </w:pBdr>
         <w:spacing w:after="240" w:before="0"/>
       </w:pPr>
-      <w:bookmarkStart w:name="_Toc32" w:id="32"/>
+      <w:bookmarkStart w:name="_Toc34" w:id="34"/>
       <w:r>
         <w:rPr>
           <w:rFonts w:ascii="Meiryo" w:cs="Meiryo" w:eastAsia="Meiryo" w:hAnsi="Meiryo"/>
@@ -3390,7 +4334,7 @@
         </w:rPr>
         <w:t xml:space="preserve">9. 書類を印刷する</w:t>
       </w:r>
-      <w:bookmarkEnd w:id="32"/>
+      <w:bookmarkEnd w:id="34"/>
     </w:p>
     <w:p>
       <w:pPr>
@@ -3613,7 +4557,29 @@
                 <w:sz w:val="21"/>
                 <w:szCs w:val="21"/>
               </w:rPr>
-              <w:t xml:space="preserve">稟議にかけるための書類。押印欄は「設定 → 稟議の承認者」の並び順になります</w:t>
+              <w:t xml:space="preserve">稟議にかけるための書類。押印欄は「設定 </w:t>
+            </w:r>
+            <w:r>
+              <w:rPr>
+                <w:rFonts w:ascii="Segoe UI Emoji" w:cs="Segoe UI Emoji" w:eastAsia="Segoe UI Emoji" w:hAnsi="Segoe UI Emoji"/>
+                <w:b w:val="false"/>
+                <w:bCs w:val="false"/>
+                <w:color w:val="1D2B2A"/>
+                <w:sz w:val="21"/>
+                <w:szCs w:val="21"/>
+              </w:rPr>
+              <w:t xml:space="preserve">→</w:t>
+            </w:r>
+            <w:r>
+              <w:rPr>
+                <w:rFonts w:ascii="Meiryo" w:cs="Meiryo" w:eastAsia="Meiryo" w:hAnsi="Meiryo"/>
+                <w:b w:val="false"/>
+                <w:bCs w:val="false"/>
+                <w:color w:val="1D2B2A"/>
+                <w:sz w:val="21"/>
+                <w:szCs w:val="21"/>
+              </w:rPr>
+              <w:t xml:space="preserve"> 稟議の承認者」の並び順になります</w:t>
             </w:r>
           </w:p>
         </w:tc>
@@ -3729,7 +4695,29 @@
                 <w:sz w:val="21"/>
                 <w:szCs w:val="21"/>
               </w:rPr>
-              <w:t xml:space="preserve">就業条件の説明書。③で入れた内容から作られます</w:t>
+              <w:t xml:space="preserve">就業条件の説明書。</w:t>
+            </w:r>
+            <w:r>
+              <w:rPr>
+                <w:rFonts w:ascii="Segoe UI Emoji" w:cs="Segoe UI Emoji" w:eastAsia="Segoe UI Emoji" w:hAnsi="Segoe UI Emoji"/>
+                <w:b w:val="false"/>
+                <w:bCs w:val="false"/>
+                <w:color w:val="1D2B2A"/>
+                <w:sz w:val="21"/>
+                <w:szCs w:val="21"/>
+              </w:rPr>
+              <w:t xml:space="preserve">③</w:t>
+            </w:r>
+            <w:r>
+              <w:rPr>
+                <w:rFonts w:ascii="Meiryo" w:cs="Meiryo" w:eastAsia="Meiryo" w:hAnsi="Meiryo"/>
+                <w:b w:val="false"/>
+                <w:bCs w:val="false"/>
+                <w:color w:val="1D2B2A"/>
+                <w:sz w:val="21"/>
+                <w:szCs w:val="21"/>
+              </w:rPr>
+              <w:t xml:space="preserve">で入れた内容から作られます</w:t>
             </w:r>
           </w:p>
         </w:tc>
@@ -3780,14 +4768,25 @@
             </w:pPr>
             <w:r>
               <w:rPr>
-                <w:rFonts w:ascii="Meiryo" w:cs="Meiryo" w:eastAsia="Meiryo" w:hAnsi="Meiryo"/>
+                <w:rFonts w:ascii="Segoe UI Emoji" w:cs="Segoe UI Emoji" w:eastAsia="Segoe UI Emoji" w:hAnsi="Segoe UI Emoji"/>
                 <w:b w:val="false"/>
                 <w:bCs w:val="false"/>
                 <w:color w:val="1D2B2A"/>
                 <w:sz w:val="21"/>
                 <w:szCs w:val="21"/>
               </w:rPr>
-              <w:t xml:space="preserve">①の内容から作った求人の原稿</w:t>
+              <w:t xml:space="preserve">①</w:t>
+            </w:r>
+            <w:r>
+              <w:rPr>
+                <w:rFonts w:ascii="Meiryo" w:cs="Meiryo" w:eastAsia="Meiryo" w:hAnsi="Meiryo"/>
+                <w:b w:val="false"/>
+                <w:bCs w:val="false"/>
+                <w:color w:val="1D2B2A"/>
+                <w:sz w:val="21"/>
+                <w:szCs w:val="21"/>
+              </w:rPr>
+              <w:t xml:space="preserve">の内容から作った求人の原稿</w:t>
             </w:r>
           </w:p>
         </w:tc>
@@ -3873,7 +4872,7 @@
         </w:pBdr>
         <w:spacing w:after="240" w:before="0"/>
       </w:pPr>
-      <w:bookmarkStart w:name="_Toc33" w:id="33"/>
+      <w:bookmarkStart w:name="_Toc35" w:id="35"/>
       <w:r>
         <w:rPr>
           <w:rFonts w:ascii="Meiryo" w:cs="Meiryo" w:eastAsia="Meiryo" w:hAnsi="Meiryo"/>
@@ -3885,7 +4884,7 @@
         </w:rPr>
         <w:t xml:space="preserve">10. 求人管理を見る</w:t>
       </w:r>
-      <w:bookmarkEnd w:id="33"/>
+      <w:bookmarkEnd w:id="35"/>
     </w:p>
     <w:p>
       <w:pPr>
@@ -4038,7 +5037,7 @@
         </w:pBdr>
         <w:spacing w:after="240" w:before="0"/>
       </w:pPr>
-      <w:bookmarkStart w:name="_Toc34" w:id="34"/>
+      <w:bookmarkStart w:name="_Toc36" w:id="36"/>
       <w:r>
         <w:rPr>
           <w:rFonts w:ascii="Meiryo" w:cs="Meiryo" w:eastAsia="Meiryo" w:hAnsi="Meiryo"/>
@@ -4050,7 +5049,7 @@
         </w:rPr>
         <w:t xml:space="preserve">11. 成績ボードにCSVを取り込む</w:t>
       </w:r>
-      <w:bookmarkEnd w:id="34"/>
+      <w:bookmarkEnd w:id="36"/>
     </w:p>
     <w:p>
       <w:pPr>
@@ -4138,7 +5137,7 @@
         <w:pStyle w:val="Heading2"/>
         <w:spacing w:after="160" w:before="360"/>
       </w:pPr>
-      <w:bookmarkStart w:name="_Toc35" w:id="35"/>
+      <w:bookmarkStart w:name="_Toc37" w:id="37"/>
       <w:r>
         <w:rPr>
           <w:rFonts w:ascii="Meiryo" w:cs="Meiryo" w:eastAsia="Meiryo" w:hAnsi="Meiryo"/>
@@ -4150,7 +5149,7 @@
         </w:rPr>
         <w:t xml:space="preserve">取り込みかた</w:t>
       </w:r>
-      <w:bookmarkEnd w:id="35"/>
+      <w:bookmarkEnd w:id="37"/>
     </w:p>
     <w:p>
       <w:pPr>
@@ -4420,7 +5419,7 @@
         </w:pBdr>
         <w:spacing w:after="240" w:before="0"/>
       </w:pPr>
-      <w:bookmarkStart w:name="_Toc36" w:id="36"/>
+      <w:bookmarkStart w:name="_Toc38" w:id="38"/>
       <w:r>
         <w:rPr>
           <w:rFonts w:ascii="Meiryo" w:cs="Meiryo" w:eastAsia="Meiryo" w:hAnsi="Meiryo"/>
@@ -4432,7 +5431,7 @@
         </w:rPr>
         <w:t xml:space="preserve">12. LINEで通知を受け取る</w:t>
       </w:r>
-      <w:bookmarkEnd w:id="36"/>
+      <w:bookmarkEnd w:id="38"/>
     </w:p>
     <w:p>
       <w:pPr>
@@ -4453,7 +5452,7 @@
         <w:pStyle w:val="Heading2"/>
         <w:spacing w:after="160" w:before="360"/>
       </w:pPr>
-      <w:bookmarkStart w:name="_Toc37" w:id="37"/>
+      <w:bookmarkStart w:name="_Toc39" w:id="39"/>
       <w:r>
         <w:rPr>
           <w:rFonts w:ascii="Meiryo" w:cs="Meiryo" w:eastAsia="Meiryo" w:hAnsi="Meiryo"/>
@@ -4465,7 +5464,7 @@
         </w:rPr>
         <w:t xml:space="preserve">受け取るには</w:t>
       </w:r>
-      <w:bookmarkEnd w:id="37"/>
+      <w:bookmarkEnd w:id="39"/>
     </w:p>
     <w:p>
       <w:pPr>
@@ -4548,7 +5547,7 @@
         <w:pStyle w:val="Heading2"/>
         <w:spacing w:after="160" w:before="360"/>
       </w:pPr>
-      <w:bookmarkStart w:name="_Toc38" w:id="38"/>
+      <w:bookmarkStart w:name="_Toc40" w:id="40"/>
       <w:r>
         <w:rPr>
           <w:rFonts w:ascii="Meiryo" w:cs="Meiryo" w:eastAsia="Meiryo" w:hAnsi="Meiryo"/>
@@ -4560,7 +5559,7 @@
         </w:rPr>
         <w:t xml:space="preserve">届くメッセージ</w:t>
       </w:r>
-      <w:bookmarkEnd w:id="38"/>
+      <w:bookmarkEnd w:id="40"/>
     </w:p>
     <w:tbl>
       <w:tblPr>
@@ -4621,15 +5620,6 @@
             <w:pPr>
               <w:spacing w:after="40" w:before="0" w:line="300"/>
             </w:pPr>
-            <w:r>
-              <w:rPr>
-                <w:rFonts w:ascii="Meiryo" w:cs="Meiryo" w:eastAsia="Meiryo" w:hAnsi="Meiryo"/>
-                <w:color w:val="1D2B2A"/>
-                <w:sz w:val="21"/>
-                <w:szCs w:val="21"/>
-              </w:rPr>
-              <w:t xml:space="preserve"/>
-            </w:r>
           </w:p>
           <w:p>
             <w:pPr>
@@ -4651,12 +5641,21 @@
             </w:pPr>
             <w:r>
               <w:rPr>
-                <w:rFonts w:ascii="Meiryo" w:cs="Meiryo" w:eastAsia="Meiryo" w:hAnsi="Meiryo"/>
-                <w:color w:val="1D2B2A"/>
-                <w:sz w:val="21"/>
-                <w:szCs w:val="21"/>
-              </w:rPr>
-              <w:t xml:space="preserve">▼ 第一熱処理工業株式会社 成田工場</w:t>
+                <w:rFonts w:ascii="Segoe UI Emoji" w:cs="Segoe UI Emoji" w:eastAsia="Segoe UI Emoji" w:hAnsi="Segoe UI Emoji"/>
+                <w:color w:val="1D2B2A"/>
+                <w:sz w:val="21"/>
+                <w:szCs w:val="21"/>
+              </w:rPr>
+              <w:t xml:space="preserve">▼</w:t>
+            </w:r>
+            <w:r>
+              <w:rPr>
+                <w:rFonts w:ascii="Meiryo" w:cs="Meiryo" w:eastAsia="Meiryo" w:hAnsi="Meiryo"/>
+                <w:color w:val="1D2B2A"/>
+                <w:sz w:val="21"/>
+                <w:szCs w:val="21"/>
+              </w:rPr>
+              <w:t xml:space="preserve"> 第一熱処理工業株式会社 成田工場</w:t>
             </w:r>
           </w:p>
           <w:p>
@@ -4679,12 +5678,21 @@
             </w:pPr>
             <w:r>
               <w:rPr>
-                <w:rFonts w:ascii="Meiryo" w:cs="Meiryo" w:eastAsia="Meiryo" w:hAnsi="Meiryo"/>
-                <w:color w:val="1D2B2A"/>
-                <w:sz w:val="21"/>
-                <w:szCs w:val="21"/>
-              </w:rPr>
-              <w:t xml:space="preserve">🟡 Airワークの求人修正日を3日超過</w:t>
+                <w:rFonts w:ascii="Segoe UI Emoji" w:cs="Segoe UI Emoji" w:eastAsia="Segoe UI Emoji" w:hAnsi="Segoe UI Emoji"/>
+                <w:color w:val="1D2B2A"/>
+                <w:sz w:val="21"/>
+                <w:szCs w:val="21"/>
+              </w:rPr>
+              <w:t xml:space="preserve">🟡</w:t>
+            </w:r>
+            <w:r>
+              <w:rPr>
+                <w:rFonts w:ascii="Meiryo" w:cs="Meiryo" w:eastAsia="Meiryo" w:hAnsi="Meiryo"/>
+                <w:color w:val="1D2B2A"/>
+                <w:sz w:val="21"/>
+                <w:szCs w:val="21"/>
+              </w:rPr>
+              <w:t xml:space="preserve"> Airワークの求人修正日を3日超過</w:t>
             </w:r>
           </w:p>
           <w:p>
@@ -4723,6 +5731,423 @@
         <w:t xml:space="preserve">URLを押すと、その案件がそのまま開きます。</w:t>
       </w:r>
     </w:p>
+    <w:p>
+      <w:pPr>
+        <w:pStyle w:val="Heading2"/>
+        <w:spacing w:after="160" w:before="360"/>
+      </w:pPr>
+      <w:bookmarkStart w:name="_Toc41" w:id="41"/>
+      <w:r>
+        <w:rPr>
+          <w:rFonts w:ascii="Meiryo" w:cs="Meiryo" w:eastAsia="Meiryo" w:hAnsi="Meiryo"/>
+          <w:b/>
+          <w:bCs/>
+          <w:color w:val="1D3B36"/>
+          <w:sz w:val="28"/>
+          <w:szCs w:val="28"/>
+        </w:rPr>
+        <w:t xml:space="preserve">印の意味</w:t>
+      </w:r>
+      <w:bookmarkEnd w:id="41"/>
+    </w:p>
+    <w:tbl>
+      <w:tblPr>
+        <w:tblW w:type="dxa" w:w="9638"/>
+        <w:tblBorders>
+          <w:top w:val="single" w:color="C9D2CE" w:sz="4"/>
+          <w:left w:val="single" w:color="C9D2CE" w:sz="4"/>
+          <w:bottom w:val="single" w:color="C9D2CE" w:sz="4"/>
+          <w:right w:val="single" w:color="C9D2CE" w:sz="4"/>
+          <w:insideH w:val="single" w:color="DCE3DF" w:sz="4"/>
+          <w:insideV w:val="single" w:color="DCE3DF" w:sz="4"/>
+        </w:tblBorders>
+      </w:tblPr>
+      <w:tblGrid>
+        <w:gridCol w:w="1700"/>
+        <w:gridCol w:w="3900"/>
+        <w:gridCol w:w="4038"/>
+      </w:tblGrid>
+      <w:tr>
+        <w:trPr>
+          <w:tblHeader/>
+        </w:trPr>
+        <w:tc>
+          <w:tcPr>
+            <w:tcW w:type="dxa" w:w="1700"/>
+            <w:shd w:fill="E8EDEA" w:val="clear"/>
+            <w:tcMar>
+              <w:top w:type="dxa" w:w="100"/>
+              <w:left w:type="dxa" w:w="140"/>
+              <w:bottom w:type="dxa" w:w="100"/>
+              <w:right w:type="dxa" w:w="140"/>
+            </w:tcMar>
+          </w:tcPr>
+          <w:p>
+            <w:pPr>
+              <w:spacing w:after="0" w:before="0"/>
+            </w:pPr>
+            <w:r>
+              <w:rPr>
+                <w:rFonts w:ascii="Meiryo" w:cs="Meiryo" w:eastAsia="Meiryo" w:hAnsi="Meiryo"/>
+                <w:b/>
+                <w:bCs/>
+                <w:color w:val="1D2B2A"/>
+                <w:sz w:val="21"/>
+                <w:szCs w:val="21"/>
+              </w:rPr>
+              <w:t xml:space="preserve">LINEの印</w:t>
+            </w:r>
+          </w:p>
+        </w:tc>
+        <w:tc>
+          <w:tcPr>
+            <w:tcW w:type="dxa" w:w="3900"/>
+            <w:shd w:fill="E8EDEA" w:val="clear"/>
+            <w:tcMar>
+              <w:top w:type="dxa" w:w="100"/>
+              <w:left w:type="dxa" w:w="140"/>
+              <w:bottom w:type="dxa" w:w="100"/>
+              <w:right w:type="dxa" w:w="140"/>
+            </w:tcMar>
+          </w:tcPr>
+          <w:p>
+            <w:pPr>
+              <w:spacing w:after="0" w:before="0"/>
+            </w:pPr>
+            <w:r>
+              <w:rPr>
+                <w:rFonts w:ascii="Meiryo" w:cs="Meiryo" w:eastAsia="Meiryo" w:hAnsi="Meiryo"/>
+                <w:b/>
+                <w:bCs/>
+                <w:color w:val="1D2B2A"/>
+                <w:sz w:val="21"/>
+                <w:szCs w:val="21"/>
+              </w:rPr>
+              <w:t xml:space="preserve">意味</w:t>
+            </w:r>
+          </w:p>
+        </w:tc>
+        <w:tc>
+          <w:tcPr>
+            <w:tcW w:type="dxa" w:w="4038"/>
+            <w:shd w:fill="E8EDEA" w:val="clear"/>
+            <w:tcMar>
+              <w:top w:type="dxa" w:w="100"/>
+              <w:left w:type="dxa" w:w="140"/>
+              <w:bottom w:type="dxa" w:w="100"/>
+              <w:right w:type="dxa" w:w="140"/>
+            </w:tcMar>
+          </w:tcPr>
+          <w:p>
+            <w:pPr>
+              <w:spacing w:after="0" w:before="0"/>
+            </w:pPr>
+            <w:r>
+              <w:rPr>
+                <w:rFonts w:ascii="Meiryo" w:cs="Meiryo" w:eastAsia="Meiryo" w:hAnsi="Meiryo"/>
+                <w:b/>
+                <w:bCs/>
+                <w:color w:val="1D2B2A"/>
+                <w:sz w:val="21"/>
+                <w:szCs w:val="21"/>
+              </w:rPr>
+              <w:t xml:space="preserve">いつまでに</w:t>
+            </w:r>
+          </w:p>
+        </w:tc>
+      </w:tr>
+      <w:tr>
+        <w:tc>
+          <w:tcPr>
+            <w:tcW w:type="dxa" w:w="1700"/>
+            <w:shd w:fill="C0392B" w:val="clear"/>
+            <w:tcMar>
+              <w:top w:type="dxa" w:w="140"/>
+              <w:left w:type="dxa" w:w="120"/>
+              <w:bottom w:type="dxa" w:w="140"/>
+              <w:right w:type="dxa" w:w="120"/>
+            </w:tcMar>
+            <w:vAlign w:val="center"/>
+          </w:tcPr>
+          <w:p>
+            <w:pPr>
+              <w:spacing w:after="0" w:before="0"/>
+              <w:jc w:val="center"/>
+            </w:pPr>
+            <w:r>
+              <w:rPr>
+                <w:rFonts w:ascii="Segoe UI Emoji" w:cs="Segoe UI Emoji" w:eastAsia="Segoe UI Emoji" w:hAnsi="Segoe UI Emoji"/>
+                <w:b/>
+                <w:bCs/>
+                <w:color w:val="FFFFFF"/>
+                <w:sz w:val="22"/>
+                <w:szCs w:val="22"/>
+              </w:rPr>
+              <w:t xml:space="preserve">🔴</w:t>
+            </w:r>
+            <w:r>
+              <w:rPr>
+                <w:rFonts w:ascii="Meiryo" w:cs="Meiryo" w:eastAsia="Meiryo" w:hAnsi="Meiryo"/>
+                <w:b/>
+                <w:bCs/>
+                <w:color w:val="FFFFFF"/>
+                <w:sz w:val="22"/>
+                <w:szCs w:val="22"/>
+              </w:rPr>
+              <w:t xml:space="preserve">  赤</w:t>
+            </w:r>
+          </w:p>
+        </w:tc>
+        <w:tc>
+          <w:tcPr>
+            <w:tcW w:type="dxa" w:w="3900"/>
+            <w:shd w:fill="FFFFFF" w:val="clear"/>
+            <w:tcMar>
+              <w:top w:type="dxa" w:w="120"/>
+              <w:left w:type="dxa" w:w="140"/>
+              <w:bottom w:type="dxa" w:w="120"/>
+              <w:right w:type="dxa" w:w="140"/>
+            </w:tcMar>
+            <w:vAlign w:val="center"/>
+          </w:tcPr>
+          <w:p>
+            <w:pPr>
+              <w:spacing w:after="0" w:before="0" w:line="300"/>
+            </w:pPr>
+            <w:r>
+              <w:rPr>
+                <w:rFonts w:ascii="Meiryo" w:cs="Meiryo" w:eastAsia="Meiryo" w:hAnsi="Meiryo"/>
+                <w:color w:val="1D2B2A"/>
+                <w:sz w:val="21"/>
+                <w:szCs w:val="21"/>
+              </w:rPr>
+              <w:t xml:space="preserve">至急。業務が止まっています</w:t>
+            </w:r>
+          </w:p>
+        </w:tc>
+        <w:tc>
+          <w:tcPr>
+            <w:tcW w:type="dxa" w:w="4038"/>
+            <w:shd w:fill="FFFFFF" w:val="clear"/>
+            <w:tcMar>
+              <w:top w:type="dxa" w:w="120"/>
+              <w:left w:type="dxa" w:w="140"/>
+              <w:bottom w:type="dxa" w:w="120"/>
+              <w:right w:type="dxa" w:w="140"/>
+            </w:tcMar>
+            <w:vAlign w:val="center"/>
+          </w:tcPr>
+          <w:p>
+            <w:pPr>
+              <w:spacing w:after="0" w:before="0" w:line="300"/>
+            </w:pPr>
+            <w:r>
+              <w:rPr>
+                <w:rFonts w:ascii="Meiryo" w:cs="Meiryo" w:eastAsia="Meiryo" w:hAnsi="Meiryo"/>
+                <w:color w:val="1D2B2A"/>
+                <w:sz w:val="21"/>
+                <w:szCs w:val="21"/>
+              </w:rPr>
+              <w:t xml:space="preserve">その日のうちに</w:t>
+            </w:r>
+          </w:p>
+        </w:tc>
+      </w:tr>
+      <w:tr>
+        <w:tc>
+          <w:tcPr>
+            <w:tcW w:type="dxa" w:w="1700"/>
+            <w:shd w:fill="B8860B" w:val="clear"/>
+            <w:tcMar>
+              <w:top w:type="dxa" w:w="140"/>
+              <w:left w:type="dxa" w:w="120"/>
+              <w:bottom w:type="dxa" w:w="140"/>
+              <w:right w:type="dxa" w:w="120"/>
+            </w:tcMar>
+            <w:vAlign w:val="center"/>
+          </w:tcPr>
+          <w:p>
+            <w:pPr>
+              <w:spacing w:after="0" w:before="0"/>
+              <w:jc w:val="center"/>
+            </w:pPr>
+            <w:r>
+              <w:rPr>
+                <w:rFonts w:ascii="Segoe UI Emoji" w:cs="Segoe UI Emoji" w:eastAsia="Segoe UI Emoji" w:hAnsi="Segoe UI Emoji"/>
+                <w:b/>
+                <w:bCs/>
+                <w:color w:val="FFFFFF"/>
+                <w:sz w:val="22"/>
+                <w:szCs w:val="22"/>
+              </w:rPr>
+              <w:t xml:space="preserve">🟡</w:t>
+            </w:r>
+            <w:r>
+              <w:rPr>
+                <w:rFonts w:ascii="Meiryo" w:cs="Meiryo" w:eastAsia="Meiryo" w:hAnsi="Meiryo"/>
+                <w:b/>
+                <w:bCs/>
+                <w:color w:val="FFFFFF"/>
+                <w:sz w:val="22"/>
+                <w:szCs w:val="22"/>
+              </w:rPr>
+              <w:t xml:space="preserve">  黄</w:t>
+            </w:r>
+          </w:p>
+        </w:tc>
+        <w:tc>
+          <w:tcPr>
+            <w:tcW w:type="dxa" w:w="3900"/>
+            <w:shd w:fill="FFFFFF" w:val="clear"/>
+            <w:tcMar>
+              <w:top w:type="dxa" w:w="120"/>
+              <w:left w:type="dxa" w:w="140"/>
+              <w:bottom w:type="dxa" w:w="120"/>
+              <w:right w:type="dxa" w:w="140"/>
+            </w:tcMar>
+            <w:vAlign w:val="center"/>
+          </w:tcPr>
+          <w:p>
+            <w:pPr>
+              <w:spacing w:after="0" w:before="0" w:line="300"/>
+            </w:pPr>
+            <w:r>
+              <w:rPr>
+                <w:rFonts w:ascii="Meiryo" w:cs="Meiryo" w:eastAsia="Meiryo" w:hAnsi="Meiryo"/>
+                <w:color w:val="1D2B2A"/>
+                <w:sz w:val="21"/>
+                <w:szCs w:val="21"/>
+              </w:rPr>
+              <w:t xml:space="preserve">注意。遅れが出ています</w:t>
+            </w:r>
+          </w:p>
+        </w:tc>
+        <w:tc>
+          <w:tcPr>
+            <w:tcW w:type="dxa" w:w="4038"/>
+            <w:shd w:fill="FFFFFF" w:val="clear"/>
+            <w:tcMar>
+              <w:top w:type="dxa" w:w="120"/>
+              <w:left w:type="dxa" w:w="140"/>
+              <w:bottom w:type="dxa" w:w="120"/>
+              <w:right w:type="dxa" w:w="140"/>
+            </w:tcMar>
+            <w:vAlign w:val="center"/>
+          </w:tcPr>
+          <w:p>
+            <w:pPr>
+              <w:spacing w:after="0" w:before="0" w:line="300"/>
+            </w:pPr>
+            <w:r>
+              <w:rPr>
+                <w:rFonts w:ascii="Meiryo" w:cs="Meiryo" w:eastAsia="Meiryo" w:hAnsi="Meiryo"/>
+                <w:color w:val="1D2B2A"/>
+                <w:sz w:val="21"/>
+                <w:szCs w:val="21"/>
+              </w:rPr>
+              <w:t xml:space="preserve">数日のうちに</w:t>
+            </w:r>
+          </w:p>
+        </w:tc>
+      </w:tr>
+      <w:tr>
+        <w:tc>
+          <w:tcPr>
+            <w:tcW w:type="dxa" w:w="1700"/>
+            <w:shd w:fill="50606B" w:val="clear"/>
+            <w:tcMar>
+              <w:top w:type="dxa" w:w="140"/>
+              <w:left w:type="dxa" w:w="120"/>
+              <w:bottom w:type="dxa" w:w="140"/>
+              <w:right w:type="dxa" w:w="120"/>
+            </w:tcMar>
+            <w:vAlign w:val="center"/>
+          </w:tcPr>
+          <w:p>
+            <w:pPr>
+              <w:spacing w:after="0" w:before="0"/>
+              <w:jc w:val="center"/>
+            </w:pPr>
+            <w:r>
+              <w:rPr>
+                <w:rFonts w:ascii="Segoe UI Emoji" w:cs="Segoe UI Emoji" w:eastAsia="Segoe UI Emoji" w:hAnsi="Segoe UI Emoji"/>
+                <w:b/>
+                <w:bCs/>
+                <w:color w:val="FFFFFF"/>
+                <w:sz w:val="22"/>
+                <w:szCs w:val="22"/>
+              </w:rPr>
+              <w:t xml:space="preserve">🔵</w:t>
+            </w:r>
+            <w:r>
+              <w:rPr>
+                <w:rFonts w:ascii="Meiryo" w:cs="Meiryo" w:eastAsia="Meiryo" w:hAnsi="Meiryo"/>
+                <w:b/>
+                <w:bCs/>
+                <w:color w:val="FFFFFF"/>
+                <w:sz w:val="22"/>
+                <w:szCs w:val="22"/>
+              </w:rPr>
+              <w:t xml:space="preserve">  青</w:t>
+            </w:r>
+          </w:p>
+        </w:tc>
+        <w:tc>
+          <w:tcPr>
+            <w:tcW w:type="dxa" w:w="3900"/>
+            <w:shd w:fill="FFFFFF" w:val="clear"/>
+            <w:tcMar>
+              <w:top w:type="dxa" w:w="120"/>
+              <w:left w:type="dxa" w:w="140"/>
+              <w:bottom w:type="dxa" w:w="120"/>
+              <w:right w:type="dxa" w:w="140"/>
+            </w:tcMar>
+            <w:vAlign w:val="center"/>
+          </w:tcPr>
+          <w:p>
+            <w:pPr>
+              <w:spacing w:after="0" w:before="0" w:line="300"/>
+            </w:pPr>
+            <w:r>
+              <w:rPr>
+                <w:rFonts w:ascii="Meiryo" w:cs="Meiryo" w:eastAsia="Meiryo" w:hAnsi="Meiryo"/>
+                <w:color w:val="1D2B2A"/>
+                <w:sz w:val="21"/>
+                <w:szCs w:val="21"/>
+              </w:rPr>
+              <w:t xml:space="preserve">お知らせ。もうすぐ期限です</w:t>
+            </w:r>
+          </w:p>
+        </w:tc>
+        <w:tc>
+          <w:tcPr>
+            <w:tcW w:type="dxa" w:w="4038"/>
+            <w:shd w:fill="FFFFFF" w:val="clear"/>
+            <w:tcMar>
+              <w:top w:type="dxa" w:w="120"/>
+              <w:left w:type="dxa" w:w="140"/>
+              <w:bottom w:type="dxa" w:w="120"/>
+              <w:right w:type="dxa" w:w="140"/>
+            </w:tcMar>
+            <w:vAlign w:val="center"/>
+          </w:tcPr>
+          <w:p>
+            <w:pPr>
+              <w:spacing w:after="0" w:before="0" w:line="300"/>
+            </w:pPr>
+            <w:r>
+              <w:rPr>
+                <w:rFonts w:ascii="Meiryo" w:cs="Meiryo" w:eastAsia="Meiryo" w:hAnsi="Meiryo"/>
+                <w:color w:val="1D2B2A"/>
+                <w:sz w:val="21"/>
+                <w:szCs w:val="21"/>
+              </w:rPr>
+              <w:t xml:space="preserve">覚えておけば大丈夫</w:t>
+            </w:r>
+          </w:p>
+        </w:tc>
+      </w:tr>
+    </w:tbl>
     <w:p>
       <w:r>
         <w:br w:type="page"/>
@@ -4736,7 +6161,7 @@
         </w:pBdr>
         <w:spacing w:after="240" w:before="0"/>
       </w:pPr>
-      <w:bookmarkStart w:name="_Toc39" w:id="39"/>
+      <w:bookmarkStart w:name="_Toc42" w:id="42"/>
       <w:r>
         <w:rPr>
           <w:rFonts w:ascii="Meiryo" w:cs="Meiryo" w:eastAsia="Meiryo" w:hAnsi="Meiryo"/>
@@ -4748,7 +6173,7 @@
         </w:rPr>
         <w:t xml:space="preserve">13. 困ったとき</w:t>
       </w:r>
-      <w:bookmarkEnd w:id="39"/>
+      <w:bookmarkEnd w:id="42"/>
     </w:p>
     <w:tbl>
       <w:tblPr>
